--- a/documentation/Pistes d'optimisation.docx
+++ b/documentation/Pistes d'optimisation.docx
@@ -36,13 +36,10 @@
         </w:numPr>
       </w:pPr>
       <w:r>
-        <w:t xml:space="preserve">Fixer les dimensions et </w:t>
-      </w:r>
-      <w:r>
         <w:rPr>
           <w:highlight w:val="green"/>
         </w:rPr>
-        <w:t>r</w:t>
+        <w:t>R</w:t>
       </w:r>
       <w:r>
         <w:rPr>
@@ -132,8 +129,14 @@
           <w:ilvl w:val="0"/>
           <w:numId w:val="1"/>
         </w:numPr>
-      </w:pPr>
-      <w:r>
+        <w:rPr>
+          <w:highlight w:val="green"/>
+        </w:rPr>
+      </w:pPr>
+      <w:r>
+        <w:rPr>
+          <w:highlight w:val="green"/>
+        </w:rPr>
         <w:t>Retarder le chargement du contenu non critique</w:t>
       </w:r>
     </w:p>
